--- a/Calendario2026/Politicas/Politicas2026_301.docx
+++ b/Calendario2026/Politicas/Politicas2026_301.docx
@@ -335,7 +335,6 @@
         </w:rPr>
         <w:t xml:space="preserve"> – </w:t>
       </w:r>
-      <w:proofErr w:type="gramStart"/>
       <w:r>
         <w:rPr>
           <w:rFonts w:ascii="Arial" w:hAnsi="Arial"/>
@@ -344,7 +343,6 @@
         </w:rPr>
         <w:t>Abril</w:t>
       </w:r>
-      <w:proofErr w:type="gramEnd"/>
       <w:r>
         <w:rPr>
           <w:rFonts w:ascii="Arial" w:hAnsi="Arial"/>
@@ -602,7 +600,55 @@
           <w:rFonts w:ascii="Arial" w:hAnsi="Arial"/>
           <w:sz w:val="22"/>
         </w:rPr>
-        <w:t xml:space="preserve">   </w:t>
+        <w:t xml:space="preserve"> </w:t>
+      </w:r>
+      <w:r>
+        <w:rPr>
+          <w:rFonts w:ascii="Arial" w:hAnsi="Arial"/>
+          <w:b/>
+          <w:bCs/>
+          <w:sz w:val="22"/>
+        </w:rPr>
+        <w:t>Salón:</w:t>
+      </w:r>
+      <w:r>
+        <w:rPr>
+          <w:rFonts w:ascii="Arial" w:hAnsi="Arial"/>
+          <w:b/>
+          <w:bCs/>
+          <w:sz w:val="22"/>
+        </w:rPr>
+        <w:t xml:space="preserve"> </w:t>
+      </w:r>
+      <w:r>
+        <w:rPr>
+          <w:rFonts w:ascii="Arial" w:hAnsi="Arial"/>
+          <w:sz w:val="22"/>
+        </w:rPr>
+        <w:t xml:space="preserve"> </w:t>
+      </w:r>
+      <w:r>
+        <w:rPr>
+          <w:rFonts w:ascii="Arial" w:hAnsi="Arial"/>
+          <w:sz w:val="22"/>
+          <w:u w:val="single"/>
+        </w:rPr>
+        <w:t>200</w:t>
+      </w:r>
+      <w:r>
+        <w:rPr>
+          <w:rFonts w:ascii="Arial" w:hAnsi="Arial"/>
+          <w:sz w:val="22"/>
+          <w:u w:val="single"/>
+        </w:rPr>
+        <w:t>2</w:t>
+      </w:r>
+      <w:r>
+        <w:rPr>
+          <w:rFonts w:ascii="Arial" w:hAnsi="Arial"/>
+          <w:sz w:val="22"/>
+        </w:rPr>
+        <w:t xml:space="preserve"> </w:t>
       </w:r>
     </w:p>
     <w:p>
@@ -634,23 +680,21 @@
         </w:rPr>
         <w:t xml:space="preserve"> </w:t>
       </w:r>
-      <w:proofErr w:type="gramStart"/>
       <w:r>
         <w:rPr>
           <w:rFonts w:ascii="Arial" w:hAnsi="Arial"/>
           <w:sz w:val="22"/>
           <w:u w:val="single"/>
         </w:rPr>
-        <w:t>Lunes</w:t>
-      </w:r>
-      <w:proofErr w:type="gramEnd"/>
+        <w:t xml:space="preserve">Lunes a jueves </w:t>
+      </w:r>
       <w:r>
         <w:rPr>
           <w:rFonts w:ascii="Arial" w:hAnsi="Arial"/>
           <w:sz w:val="22"/>
           <w:u w:val="single"/>
         </w:rPr>
-        <w:t xml:space="preserve"> a jueves </w:t>
+        <w:t>(</w:t>
       </w:r>
       <w:r>
         <w:rPr>
@@ -658,7 +702,7 @@
           <w:sz w:val="22"/>
           <w:u w:val="single"/>
         </w:rPr>
-        <w:t>(</w:t>
+        <w:t>3</w:t>
       </w:r>
       <w:r>
         <w:rPr>
@@ -666,7 +710,7 @@
           <w:sz w:val="22"/>
           <w:u w:val="single"/>
         </w:rPr>
-        <w:t>3</w:t>
+        <w:t xml:space="preserve">:00 a </w:t>
       </w:r>
       <w:r>
         <w:rPr>
@@ -674,7 +718,7 @@
           <w:sz w:val="22"/>
           <w:u w:val="single"/>
         </w:rPr>
-        <w:t xml:space="preserve">:00 a </w:t>
+        <w:t>8</w:t>
       </w:r>
       <w:r>
         <w:rPr>
@@ -682,7 +726,7 @@
           <w:sz w:val="22"/>
           <w:u w:val="single"/>
         </w:rPr>
-        <w:t>8</w:t>
+        <w:t>:00 p.m.</w:t>
       </w:r>
       <w:r>
         <w:rPr>
@@ -690,7 +734,7 @@
           <w:sz w:val="22"/>
           <w:u w:val="single"/>
         </w:rPr>
-        <w:t>:00 p.m.</w:t>
+        <w:t>)</w:t>
       </w:r>
       <w:r>
         <w:rPr>
@@ -698,7 +742,7 @@
           <w:sz w:val="22"/>
           <w:u w:val="single"/>
         </w:rPr>
-        <w:t>)</w:t>
+        <w:t xml:space="preserve"> </w:t>
       </w:r>
       <w:r>
         <w:rPr>
@@ -706,6 +750,14 @@
           <w:sz w:val="22"/>
           <w:u w:val="single"/>
         </w:rPr>
+        <w:t>|</w:t>
+      </w:r>
+      <w:r>
+        <w:rPr>
+          <w:rFonts w:ascii="Arial" w:hAnsi="Arial"/>
+          <w:sz w:val="22"/>
+          <w:u w:val="single"/>
+        </w:rPr>
         <w:t xml:space="preserve"> </w:t>
       </w:r>
       <w:r>
@@ -714,7 +766,7 @@
           <w:sz w:val="22"/>
           <w:u w:val="single"/>
         </w:rPr>
-        <w:t>|</w:t>
+        <w:t>V</w:t>
       </w:r>
       <w:r>
         <w:rPr>
@@ -722,33 +774,7 @@
           <w:sz w:val="22"/>
           <w:u w:val="single"/>
         </w:rPr>
-        <w:t xml:space="preserve"> </w:t>
-      </w:r>
-      <w:proofErr w:type="gramStart"/>
-      <w:r>
-        <w:rPr>
-          <w:rFonts w:ascii="Arial" w:hAnsi="Arial"/>
-          <w:sz w:val="22"/>
-          <w:u w:val="single"/>
-        </w:rPr>
-        <w:t>V</w:t>
-      </w:r>
-      <w:r>
-        <w:rPr>
-          <w:rFonts w:ascii="Arial" w:hAnsi="Arial"/>
-          <w:sz w:val="22"/>
-          <w:u w:val="single"/>
-        </w:rPr>
-        <w:t>iernes</w:t>
-      </w:r>
-      <w:proofErr w:type="gramEnd"/>
-      <w:r>
-        <w:rPr>
-          <w:rFonts w:ascii="Arial" w:hAnsi="Arial"/>
-          <w:sz w:val="22"/>
-          <w:u w:val="single"/>
-        </w:rPr>
-        <w:t xml:space="preserve"> </w:t>
+        <w:t xml:space="preserve">iernes </w:t>
       </w:r>
       <w:r>
         <w:rPr>
@@ -865,7 +891,6 @@
         </w:rPr>
         <w:t xml:space="preserve"> </w:t>
       </w:r>
-      <w:proofErr w:type="gramStart"/>
       <w:r>
         <w:rPr>
           <w:rFonts w:ascii="Arial" w:hAnsi="Arial"/>
@@ -875,9 +900,8 @@
           <w:u w:val="single"/>
           <w:lang w:eastAsia="es-ES"/>
         </w:rPr>
-        <w:t>Martes</w:t>
-      </w:r>
-      <w:proofErr w:type="gramEnd"/>
+        <w:t xml:space="preserve">Martes y jueves (3:00 </w:t>
+      </w:r>
       <w:r>
         <w:rPr>
           <w:rFonts w:ascii="Arial" w:hAnsi="Arial"/>
@@ -887,7 +911,7 @@
           <w:u w:val="single"/>
           <w:lang w:eastAsia="es-ES"/>
         </w:rPr>
-        <w:t xml:space="preserve"> y jueves (3:00 </w:t>
+        <w:t>a</w:t>
       </w:r>
       <w:r>
         <w:rPr>
@@ -898,42 +922,7 @@
           <w:u w:val="single"/>
           <w:lang w:eastAsia="es-ES"/>
         </w:rPr>
-        <w:t>a</w:t>
-      </w:r>
-      <w:r>
-        <w:rPr>
-          <w:rFonts w:ascii="Arial" w:hAnsi="Arial"/>
-          <w:snapToGrid w:val="0"/>
-          <w:sz w:val="22"/>
-          <w:szCs w:val="22"/>
-          <w:u w:val="single"/>
-          <w:lang w:eastAsia="es-ES"/>
-        </w:rPr>
-        <w:t xml:space="preserve"> 4:00 p.m.) | </w:t>
-      </w:r>
-      <w:proofErr w:type="gramStart"/>
-      <w:r>
-        <w:rPr>
-          <w:rFonts w:ascii="Arial" w:hAnsi="Arial"/>
-          <w:snapToGrid w:val="0"/>
-          <w:sz w:val="22"/>
-          <w:szCs w:val="22"/>
-          <w:u w:val="single"/>
-          <w:lang w:eastAsia="es-ES"/>
-        </w:rPr>
-        <w:t>Miércoles</w:t>
-      </w:r>
-      <w:proofErr w:type="gramEnd"/>
-      <w:r>
-        <w:rPr>
-          <w:rFonts w:ascii="Arial" w:hAnsi="Arial"/>
-          <w:snapToGrid w:val="0"/>
-          <w:sz w:val="22"/>
-          <w:szCs w:val="22"/>
-          <w:u w:val="single"/>
-          <w:lang w:eastAsia="es-ES"/>
-        </w:rPr>
-        <w:t xml:space="preserve"> y viernes (12:00 </w:t>
+        <w:t xml:space="preserve"> 4:00 p.m.) | Miércoles y viernes (12:00 </w:t>
       </w:r>
       <w:r>
         <w:rPr>

--- a/Calendario2026/Politicas/Politicas2026_301.docx
+++ b/Calendario2026/Politicas/Politicas2026_301.docx
@@ -325,7 +325,7 @@
           <w:spacing w:val="0"/>
           <w:szCs w:val="22"/>
         </w:rPr>
-        <w:t>arzo</w:t>
+        <w:t>a</w:t>
       </w:r>
       <w:r>
         <w:rPr>
@@ -333,6 +333,14 @@
           <w:spacing w:val="0"/>
           <w:szCs w:val="22"/>
         </w:rPr>
+        <w:t>yo</w:t>
+      </w:r>
+      <w:r>
+        <w:rPr>
+          <w:rFonts w:ascii="Arial" w:hAnsi="Arial"/>
+          <w:spacing w:val="0"/>
+          <w:szCs w:val="22"/>
+        </w:rPr>
         <w:t xml:space="preserve"> – </w:t>
       </w:r>
       <w:r>
@@ -341,7 +349,7 @@
           <w:spacing w:val="0"/>
           <w:szCs w:val="22"/>
         </w:rPr>
-        <w:t>Abril</w:t>
+        <w:t>Junio</w:t>
       </w:r>
       <w:r>
         <w:rPr>
@@ -900,7 +908,7 @@
           <w:u w:val="single"/>
           <w:lang w:eastAsia="es-ES"/>
         </w:rPr>
-        <w:t xml:space="preserve">Martes y jueves (3:00 </w:t>
+        <w:t>Martes y jueves (3:</w:t>
       </w:r>
       <w:r>
         <w:rPr>
@@ -911,7 +919,7 @@
           <w:u w:val="single"/>
           <w:lang w:eastAsia="es-ES"/>
         </w:rPr>
-        <w:t>a</w:t>
+        <w:t>3</w:t>
       </w:r>
       <w:r>
         <w:rPr>
@@ -922,7 +930,73 @@
           <w:u w:val="single"/>
           <w:lang w:eastAsia="es-ES"/>
         </w:rPr>
-        <w:t xml:space="preserve"> 4:00 p.m.) | Miércoles y viernes (12:00 </w:t>
+        <w:t xml:space="preserve">0 </w:t>
+      </w:r>
+      <w:r>
+        <w:rPr>
+          <w:rFonts w:ascii="Arial" w:hAnsi="Arial"/>
+          <w:snapToGrid w:val="0"/>
+          <w:sz w:val="22"/>
+          <w:szCs w:val="22"/>
+          <w:u w:val="single"/>
+          <w:lang w:eastAsia="es-ES"/>
+        </w:rPr>
+        <w:t>a</w:t>
+      </w:r>
+      <w:r>
+        <w:rPr>
+          <w:rFonts w:ascii="Arial" w:hAnsi="Arial"/>
+          <w:snapToGrid w:val="0"/>
+          <w:sz w:val="22"/>
+          <w:szCs w:val="22"/>
+          <w:u w:val="single"/>
+          <w:lang w:eastAsia="es-ES"/>
+        </w:rPr>
+        <w:t xml:space="preserve"> 4:</w:t>
+      </w:r>
+      <w:r>
+        <w:rPr>
+          <w:rFonts w:ascii="Arial" w:hAnsi="Arial"/>
+          <w:snapToGrid w:val="0"/>
+          <w:sz w:val="22"/>
+          <w:szCs w:val="22"/>
+          <w:u w:val="single"/>
+          <w:lang w:eastAsia="es-ES"/>
+        </w:rPr>
+        <w:t>3</w:t>
+      </w:r>
+      <w:r>
+        <w:rPr>
+          <w:rFonts w:ascii="Arial" w:hAnsi="Arial"/>
+          <w:snapToGrid w:val="0"/>
+          <w:sz w:val="22"/>
+          <w:szCs w:val="22"/>
+          <w:u w:val="single"/>
+          <w:lang w:eastAsia="es-ES"/>
+        </w:rPr>
+        <w:t xml:space="preserve">0 p.m.) | </w:t>
+      </w:r>
+      <w:r>
+        <w:rPr>
+          <w:rFonts w:ascii="Arial" w:hAnsi="Arial"/>
+          <w:snapToGrid w:val="0"/>
+          <w:sz w:val="22"/>
+          <w:szCs w:val="22"/>
+          <w:u w:val="single"/>
+          <w:lang w:eastAsia="es-ES"/>
+        </w:rPr>
+        <w:t xml:space="preserve">Lunes a </w:t>
+      </w:r>
+      <w:r>
+        <w:rPr>
+          <w:rFonts w:ascii="Arial" w:hAnsi="Arial"/>
+          <w:snapToGrid w:val="0"/>
+          <w:sz w:val="22"/>
+          <w:szCs w:val="22"/>
+          <w:u w:val="single"/>
+          <w:lang w:eastAsia="es-ES"/>
+        </w:rPr>
+        <w:t xml:space="preserve">viernes (12:00 </w:t>
       </w:r>
       <w:r>
         <w:rPr>
@@ -1320,7 +1394,23 @@
           <w:sz w:val="22"/>
           <w:szCs w:val="22"/>
         </w:rPr>
-        <w:t xml:space="preserve">  4%      </w:t>
+        <w:t xml:space="preserve">  </w:t>
+      </w:r>
+      <w:r>
+        <w:rPr>
+          <w:rFonts w:ascii="Arial" w:hAnsi="Arial"/>
+          <w:sz w:val="22"/>
+          <w:szCs w:val="22"/>
+        </w:rPr>
+        <w:t>2</w:t>
+      </w:r>
+      <w:r>
+        <w:rPr>
+          <w:rFonts w:ascii="Arial" w:hAnsi="Arial"/>
+          <w:sz w:val="22"/>
+          <w:szCs w:val="22"/>
+        </w:rPr>
+        <w:t xml:space="preserve">%      </w:t>
       </w:r>
       <w:r>
         <w:rPr>
@@ -1362,7 +1452,7 @@
           <w:szCs w:val="22"/>
           <w:u w:val="single"/>
         </w:rPr>
-        <w:t>0</w:t>
+        <w:t>2</w:t>
       </w:r>
       <w:r>
         <w:rPr>
@@ -2039,7 +2129,7 @@
           <w:sz w:val="22"/>
           <w:szCs w:val="22"/>
         </w:rPr>
-        <w:t>viernes 1</w:t>
+        <w:t xml:space="preserve">viernes </w:t>
       </w:r>
       <w:r>
         <w:rPr>
@@ -2048,34 +2138,7 @@
           <w:sz w:val="22"/>
           <w:szCs w:val="22"/>
         </w:rPr>
-        <w:t>7</w:t>
-      </w:r>
-      <w:r>
-        <w:rPr>
-          <w:rFonts w:ascii="Arial" w:hAnsi="Arial"/>
-          <w:b/>
-          <w:sz w:val="22"/>
-          <w:szCs w:val="22"/>
-        </w:rPr>
-        <w:t xml:space="preserve"> de </w:t>
-      </w:r>
-      <w:r>
-        <w:rPr>
-          <w:rFonts w:ascii="Arial" w:hAnsi="Arial"/>
-          <w:b/>
-          <w:sz w:val="22"/>
-          <w:szCs w:val="22"/>
-        </w:rPr>
-        <w:t>a</w:t>
-      </w:r>
-      <w:r>
-        <w:rPr>
-          <w:rFonts w:ascii="Arial" w:hAnsi="Arial"/>
-          <w:b/>
-          <w:sz w:val="22"/>
-          <w:szCs w:val="22"/>
-        </w:rPr>
-        <w:t>bril</w:t>
+        <w:t>29 de mayo</w:t>
       </w:r>
       <w:r>
         <w:rPr>
@@ -5314,7 +5377,7 @@
       <w:lang w:val="es-MX" w:eastAsia="es-MX"/>
     </w:rPr>
   </w:style>
-  <w:style w:type="character" w:styleId="Textoennegrita">
+  <w:style w:type="character" w:styleId="Fuerte">
     <w:name w:val="Strong"/>
     <w:basedOn w:val="Fuentedeprrafopredeter"/>
     <w:uiPriority w:val="22"/>
